--- a/por/docx/22.content.docx
+++ b/por/docx/22.content.docx
@@ -19,7 +19,7 @@
         <w:rPr>
           <w:lang w:val="pt_PT" w:bidi="pt_PT"/>
         </w:rPr>
-        <w:t>Resource: Notas de Estudo - Introduções aos Livros (Tyndale)</w:t>
+        <w:t>Resource: Tyndale Open Study Notes</w:t>
       </w:r>
       <w:r>
         <w:rPr>
@@ -112,7 +112,7 @@
         <w:rPr>
           <w:lang w:val="pt_PT" w:bidi="pt_PT"/>
         </w:rPr>
-        <w:t>Notas de Estudo - Introduções aos Livros (Tyndale)</w:t>
+        <w:t>Tyndale Open Study Notes</w:t>
       </w:r>
     </w:p>
     <w:p>

--- a/por/docx/22.content.docx
+++ b/por/docx/22.content.docx
@@ -19,7 +19,7 @@
         <w:rPr>
           <w:lang w:val="pt_PT" w:bidi="pt_PT"/>
         </w:rPr>
-        <w:t>Resource: Tyndale Open Study Notes</w:t>
+        <w:t>Resource: Aquifer Open Study Notes (Book Intros)</w:t>
       </w:r>
       <w:r>
         <w:rPr>
@@ -112,7 +112,7 @@
         <w:rPr>
           <w:lang w:val="pt_PT" w:bidi="pt_PT"/>
         </w:rPr>
-        <w:t>Tyndale Open Study Notes</w:t>
+        <w:t>Aquifer Open Study Notes (Book Intros)</w:t>
       </w:r>
     </w:p>
     <w:p>

--- a/por/docx/22.content.docx
+++ b/por/docx/22.content.docx
@@ -284,18 +284,12 @@
         </w:rPr>
         <w:t xml:space="preserve">” abaixo; veja também </w:t>
       </w:r>
-      <w:hyperlink r:id="rId13">
-        <w:r>
-          <w:rPr>
-            <w:lang w:val="pt_PT" w:bidi="pt_PT"/>
-          </w:rPr>
-          <w:rPr>
-            <w:color w:val="0000EE"/>
-            <w:u w:val="single"/>
-          </w:rPr>
-          <w:t>1.1</w:t>
-        </w:r>
-      </w:hyperlink>
+      <w:r>
+        <w:rPr>
+          <w:lang w:val="pt_PT" w:bidi="pt_PT"/>
+        </w:rPr>
+        <w:t>1.1</w:t>
+      </w:r>
       <w:r>
         <w:rPr>
           <w:lang w:val="pt_PT" w:bidi="pt_PT"/>
@@ -355,72 +349,48 @@
         </w:rPr>
         <w:t>Outro problema em aceitar Salomão como único autor é que ele não era um bom exemplo de amor piedoso — foi precisamente seu amor por muitas mulheres estrangeiras que o levou para longe do Senhor (</w:t>
       </w:r>
-      <w:hyperlink r:id="rId14">
-        <w:r>
-          <w:rPr>
-            <w:lang w:val="pt_PT" w:bidi="pt_PT"/>
-          </w:rPr>
-          <w:rPr>
-            <w:color w:val="0000EE"/>
-            <w:u w:val="single"/>
-          </w:rPr>
-          <w:t>1Rs 11.1–13</w:t>
-        </w:r>
-      </w:hyperlink>
+      <w:r>
+        <w:rPr>
+          <w:lang w:val="pt_PT" w:bidi="pt_PT"/>
+        </w:rPr>
+        <w:t>1Rs 11.1–13</w:t>
+      </w:r>
       <w:r>
         <w:rPr>
           <w:lang w:val="pt_PT" w:bidi="pt_PT"/>
         </w:rPr>
         <w:t xml:space="preserve">). Na verdade, a única referência positiva a Salomão em Cantares está em </w:t>
       </w:r>
-      <w:hyperlink r:id="rId15">
-        <w:r>
-          <w:rPr>
-            <w:lang w:val="pt_PT" w:bidi="pt_PT"/>
-          </w:rPr>
-          <w:rPr>
-            <w:color w:val="0000EE"/>
-            <w:u w:val="single"/>
-          </w:rPr>
-          <w:t>Ct 3.6–11</w:t>
-        </w:r>
-      </w:hyperlink>
+      <w:r>
+        <w:rPr>
+          <w:lang w:val="pt_PT" w:bidi="pt_PT"/>
+        </w:rPr>
+        <w:t>Ct 3.6–11</w:t>
+      </w:r>
       <w:r>
         <w:rPr>
           <w:lang w:val="pt_PT" w:bidi="pt_PT"/>
         </w:rPr>
         <w:t xml:space="preserve">; enquanto isso, </w:t>
       </w:r>
-      <w:hyperlink r:id="rId16">
-        <w:r>
-          <w:rPr>
-            <w:lang w:val="pt_PT" w:bidi="pt_PT"/>
-          </w:rPr>
-          <w:rPr>
-            <w:color w:val="0000EE"/>
-            <w:u w:val="single"/>
-          </w:rPr>
-          <w:t>8.11–12</w:t>
-        </w:r>
-      </w:hyperlink>
+      <w:r>
+        <w:rPr>
+          <w:lang w:val="pt_PT" w:bidi="pt_PT"/>
+        </w:rPr>
+        <w:t>8.11–12</w:t>
+      </w:r>
       <w:r>
         <w:rPr>
           <w:lang w:val="pt_PT" w:bidi="pt_PT"/>
         </w:rPr>
         <w:t xml:space="preserve"> o apresenta negativamente e </w:t>
       </w:r>
-      <w:hyperlink r:id="rId17">
-        <w:r>
-          <w:rPr>
-            <w:lang w:val="pt_PT" w:bidi="pt_PT"/>
-          </w:rPr>
-          <w:rPr>
-            <w:color w:val="0000EE"/>
-            <w:u w:val="single"/>
-          </w:rPr>
-          <w:t>1.5</w:t>
-        </w:r>
-      </w:hyperlink>
+      <w:r>
+        <w:rPr>
+          <w:lang w:val="pt_PT" w:bidi="pt_PT"/>
+        </w:rPr>
+        <w:t>1.5</w:t>
+      </w:r>
       <w:r>
         <w:rPr>
           <w:lang w:val="pt_PT" w:bidi="pt_PT"/>
@@ -578,90 +548,60 @@
         </w:rPr>
         <w:t>Se houve uma mulher favorecida na vida de Salomão, as Escrituras sugerem que foi a filha de Faraó, com quem ele se casou muito cedo (</w:t>
       </w:r>
-      <w:hyperlink r:id="rId18">
-        <w:r>
-          <w:rPr>
-            <w:lang w:val="pt_PT" w:bidi="pt_PT"/>
-          </w:rPr>
-          <w:rPr>
-            <w:color w:val="0000EE"/>
-            <w:u w:val="single"/>
-          </w:rPr>
-          <w:t>1Rs 3.1</w:t>
-        </w:r>
-      </w:hyperlink>
+      <w:r>
+        <w:rPr>
+          <w:lang w:val="pt_PT" w:bidi="pt_PT"/>
+        </w:rPr>
+        <w:t>1Rs 3.1</w:t>
+      </w:r>
       <w:r>
         <w:rPr>
           <w:lang w:val="pt_PT" w:bidi="pt_PT"/>
         </w:rPr>
         <w:t xml:space="preserve">; </w:t>
       </w:r>
-      <w:hyperlink r:id="rId19">
-        <w:r>
-          <w:rPr>
-            <w:lang w:val="pt_PT" w:bidi="pt_PT"/>
-          </w:rPr>
-          <w:rPr>
-            <w:color w:val="0000EE"/>
-            <w:u w:val="single"/>
-          </w:rPr>
-          <w:t>7.8</w:t>
-        </w:r>
-      </w:hyperlink>
+      <w:r>
+        <w:rPr>
+          <w:lang w:val="pt_PT" w:bidi="pt_PT"/>
+        </w:rPr>
+        <w:t>7.8</w:t>
+      </w:r>
       <w:r>
         <w:rPr>
           <w:lang w:val="pt_PT" w:bidi="pt_PT"/>
         </w:rPr>
         <w:t xml:space="preserve">; </w:t>
       </w:r>
-      <w:hyperlink r:id="rId20">
-        <w:r>
-          <w:rPr>
-            <w:lang w:val="pt_PT" w:bidi="pt_PT"/>
-          </w:rPr>
-          <w:rPr>
-            <w:color w:val="0000EE"/>
-            <w:u w:val="single"/>
-          </w:rPr>
-          <w:t>9.24</w:t>
-        </w:r>
-      </w:hyperlink>
+      <w:r>
+        <w:rPr>
+          <w:lang w:val="pt_PT" w:bidi="pt_PT"/>
+        </w:rPr>
+        <w:t>9.24</w:t>
+      </w:r>
       <w:r>
         <w:rPr>
           <w:lang w:val="pt_PT" w:bidi="pt_PT"/>
         </w:rPr>
         <w:t xml:space="preserve">; </w:t>
       </w:r>
-      <w:hyperlink r:id="rId21">
-        <w:r>
-          <w:rPr>
-            <w:lang w:val="pt_PT" w:bidi="pt_PT"/>
-          </w:rPr>
-          <w:rPr>
-            <w:color w:val="0000EE"/>
-            <w:u w:val="single"/>
-          </w:rPr>
-          <w:t>11.1</w:t>
-        </w:r>
-      </w:hyperlink>
+      <w:r>
+        <w:rPr>
+          <w:lang w:val="pt_PT" w:bidi="pt_PT"/>
+        </w:rPr>
+        <w:t>11.1</w:t>
+      </w:r>
       <w:r>
         <w:rPr>
           <w:lang w:val="pt_PT" w:bidi="pt_PT"/>
         </w:rPr>
         <w:t xml:space="preserve">), não a mulher que trabalhava dos rebanhos e vinhas do rei retratada em Cantares. Além disso, esta canção de amor verdadeiro não é muito crível se a mulher fosse uma das muitas mulheres de Salomão mencionadas em </w:t>
       </w:r>
-      <w:hyperlink r:id="rId22">
-        <w:r>
-          <w:rPr>
-            <w:lang w:val="pt_PT" w:bidi="pt_PT"/>
-          </w:rPr>
-          <w:rPr>
-            <w:color w:val="0000EE"/>
-            <w:u w:val="single"/>
-          </w:rPr>
-          <w:t>Ct 6.8</w:t>
-        </w:r>
-      </w:hyperlink>
+      <w:r>
+        <w:rPr>
+          <w:lang w:val="pt_PT" w:bidi="pt_PT"/>
+        </w:rPr>
+        <w:t>Ct 6.8</w:t>
+      </w:r>
       <w:r>
         <w:rPr>
           <w:lang w:val="pt_PT" w:bidi="pt_PT"/>
@@ -682,90 +622,60 @@
         </w:rPr>
         <w:t>Cantares como um drama de três personagens. Observando os problemas com a linha narrativa de dois personagens, vários estudiosos recentes ficaram convencidos de que Cantares realmente descreve um drama de três personagens. Isso sugeriria uma trama mais complicada: a mulher ama, na verdade, um pastor, não o rei, mas infelizmente ela se encontra no harém de Salomão como uma concubina, provavelmente porque ela é incapaz de pagar uma dívida de mil peças de prata que deve como cuidadora das vinhas do rei (</w:t>
       </w:r>
-      <w:hyperlink r:id="rId16">
-        <w:r>
-          <w:rPr>
-            <w:lang w:val="pt_PT" w:bidi="pt_PT"/>
-          </w:rPr>
-          <w:rPr>
-            <w:color w:val="0000EE"/>
-            <w:u w:val="single"/>
-          </w:rPr>
-          <w:t>8.11–12</w:t>
-        </w:r>
-      </w:hyperlink>
+      <w:r>
+        <w:rPr>
+          <w:lang w:val="pt_PT" w:bidi="pt_PT"/>
+        </w:rPr>
+        <w:t>8.11–12</w:t>
+      </w:r>
       <w:r>
         <w:rPr>
           <w:lang w:val="pt_PT" w:bidi="pt_PT"/>
         </w:rPr>
         <w:t>). Ela é incapaz de pagar porque seus irmãos zangados a forçaram a tomar conta de vinhas que não eram suas (</w:t>
       </w:r>
-      <w:hyperlink r:id="rId23">
-        <w:r>
-          <w:rPr>
-            <w:lang w:val="pt_PT" w:bidi="pt_PT"/>
-          </w:rPr>
-          <w:rPr>
-            <w:color w:val="0000EE"/>
-            <w:u w:val="single"/>
-          </w:rPr>
-          <w:t>1.6</w:t>
-        </w:r>
-      </w:hyperlink>
+      <w:r>
+        <w:rPr>
+          <w:lang w:val="pt_PT" w:bidi="pt_PT"/>
+        </w:rPr>
+        <w:t>1.6</w:t>
+      </w:r>
       <w:r>
         <w:rPr>
           <w:lang w:val="pt_PT" w:bidi="pt_PT"/>
         </w:rPr>
         <w:t>). Então, mesmo que ela esteja na presença muito próxima e potencialmente íntima do rei no palácio da cidade (</w:t>
       </w:r>
-      <w:hyperlink r:id="rId24">
-        <w:r>
-          <w:rPr>
-            <w:lang w:val="pt_PT" w:bidi="pt_PT"/>
-          </w:rPr>
-          <w:rPr>
-            <w:color w:val="0000EE"/>
-            <w:u w:val="single"/>
-          </w:rPr>
-          <w:t>1.12</w:t>
-        </w:r>
-      </w:hyperlink>
+      <w:r>
+        <w:rPr>
+          <w:lang w:val="pt_PT" w:bidi="pt_PT"/>
+        </w:rPr>
+        <w:t>1.12</w:t>
+      </w:r>
       <w:r>
         <w:rPr>
           <w:lang w:val="pt_PT" w:bidi="pt_PT"/>
         </w:rPr>
         <w:t>), seus pensamentos passionais são definidos atentamente em seu amor por um pastor comum no campo (</w:t>
       </w:r>
-      <w:hyperlink r:id="rId25">
-        <w:r>
-          <w:rPr>
-            <w:lang w:val="pt_PT" w:bidi="pt_PT"/>
-          </w:rPr>
-          <w:rPr>
-            <w:color w:val="0000EE"/>
-            <w:u w:val="single"/>
-          </w:rPr>
-          <w:t>1.7</w:t>
-        </w:r>
-      </w:hyperlink>
+      <w:r>
+        <w:rPr>
+          <w:lang w:val="pt_PT" w:bidi="pt_PT"/>
+        </w:rPr>
+        <w:t>1.7</w:t>
+      </w:r>
       <w:r>
         <w:rPr>
           <w:lang w:val="pt_PT" w:bidi="pt_PT"/>
         </w:rPr>
         <w:t>). Este afeto fervoroso a leva a escapar com seu verdadeiro amor para o campo, onde eles declaram seu amor mútuo um pelo outro no casamento. Três separações do casal são relatadas em Cantares, e a agonia do isolamento um do outro é tão intensa quanto sua êxtase quando estão juntos. Depois que a mulher escapa e vive com seu marido pastor, ela é capaz de contratar cuidadores para colher sua colheita e pagar a dívida com Salomão. Agora ela e seu amado estão para sempre livres para continuar vivendo e se amando no campo (</w:t>
       </w:r>
-      <w:hyperlink r:id="rId26">
-        <w:r>
-          <w:rPr>
-            <w:lang w:val="pt_PT" w:bidi="pt_PT"/>
-          </w:rPr>
-          <w:rPr>
-            <w:color w:val="0000EE"/>
-            <w:u w:val="single"/>
-          </w:rPr>
-          <w:t>8.12–14</w:t>
-        </w:r>
-      </w:hyperlink>
+      <w:r>
+        <w:rPr>
+          <w:lang w:val="pt_PT" w:bidi="pt_PT"/>
+        </w:rPr>
+        <w:t>8.12–14</w:t>
+      </w:r>
       <w:r>
         <w:rPr>
           <w:lang w:val="pt_PT" w:bidi="pt_PT"/>
@@ -853,18 +763,12 @@
         </w:rPr>
         <w:t xml:space="preserve">O homem e a mulher em Cantares falam em termos mais românticos, descrevendo desejos sensuais e aludindo a uma relação física íntima. No entanto, eles nunca são explicitamente descritos como casados, levando alguns leitores a sugerir que Cantares é um exemplo de um amor não-matrimonial na Bíblia. Tal leitura ignora alusões óbvias ao verdadeiro relacionamento matrimonial entre o homem e a mulher. A linguagem em algumas das passagens indica claramente que o casal é casado. Por exemplo, o homem ocasionalmente se refere à mulher como sua “noiva” (por exemplo, </w:t>
       </w:r>
-      <w:hyperlink r:id="rId27">
-        <w:r>
-          <w:rPr>
-            <w:lang w:val="pt_PT" w:bidi="pt_PT"/>
-          </w:rPr>
-          <w:rPr>
-            <w:color w:val="0000EE"/>
-            <w:u w:val="single"/>
-          </w:rPr>
-          <w:t>4.8–12</w:t>
-        </w:r>
-      </w:hyperlink>
+      <w:r>
+        <w:rPr>
+          <w:lang w:val="pt_PT" w:bidi="pt_PT"/>
+        </w:rPr>
+        <w:t>4.8–12</w:t>
+      </w:r>
       <w:r>
         <w:rPr>
           <w:lang w:val="pt_PT" w:bidi="pt_PT"/>
@@ -885,54 +789,36 @@
         </w:rPr>
         <w:t xml:space="preserve">Ainda mais importante, ver o casal como não-casado, embora sexualmente íntimo, não leva em conta o contexto de Cantares. No contexto do antigo Israel, é praticamente inimaginável que este casal não estivesse casado ao estarem envolvidos em um relacionamento tão íntimo. Um estudo da história do Antigo Testamento (veja </w:t>
       </w:r>
-      <w:hyperlink r:id="rId28">
-        <w:r>
-          <w:rPr>
-            <w:lang w:val="pt_PT" w:bidi="pt_PT"/>
-          </w:rPr>
-          <w:rPr>
-            <w:color w:val="0000EE"/>
-            <w:u w:val="single"/>
-          </w:rPr>
-          <w:t>Gn 39</w:t>
-        </w:r>
-      </w:hyperlink>
+      <w:r>
+        <w:rPr>
+          <w:lang w:val="pt_PT" w:bidi="pt_PT"/>
+        </w:rPr>
+        <w:t>Gn 39</w:t>
+      </w:r>
       <w:r>
         <w:rPr>
           <w:lang w:val="pt_PT" w:bidi="pt_PT"/>
         </w:rPr>
         <w:t xml:space="preserve">), lei (veja </w:t>
       </w:r>
-      <w:hyperlink r:id="rId29">
-        <w:r>
-          <w:rPr>
-            <w:lang w:val="pt_PT" w:bidi="pt_PT"/>
-          </w:rPr>
-          <w:rPr>
-            <w:color w:val="0000EE"/>
-            <w:u w:val="single"/>
-          </w:rPr>
-          <w:t>Êx 20.14</w:t>
-        </w:r>
-      </w:hyperlink>
+      <w:r>
+        <w:rPr>
+          <w:lang w:val="pt_PT" w:bidi="pt_PT"/>
+        </w:rPr>
+        <w:t>Êx 20.14</w:t>
+      </w:r>
       <w:r>
         <w:rPr>
           <w:lang w:val="pt_PT" w:bidi="pt_PT"/>
         </w:rPr>
         <w:t xml:space="preserve">) e literatura de sabedoria (veja </w:t>
       </w:r>
-      <w:hyperlink r:id="rId30">
-        <w:r>
-          <w:rPr>
-            <w:lang w:val="pt_PT" w:bidi="pt_PT"/>
-          </w:rPr>
-          <w:rPr>
-            <w:color w:val="0000EE"/>
-            <w:u w:val="single"/>
-          </w:rPr>
-          <w:t>Pv 5–7</w:t>
-        </w:r>
-      </w:hyperlink>
+      <w:r>
+        <w:rPr>
+          <w:lang w:val="pt_PT" w:bidi="pt_PT"/>
+        </w:rPr>
+        <w:t>Pv 5–7</w:t>
+      </w:r>
       <w:r>
         <w:rPr>
           <w:lang w:val="pt_PT" w:bidi="pt_PT"/>
